--- a/CV/paper_cv/Pro-Resume-Template.docx
+++ b/CV/paper_cv/Pro-Resume-Template.docx
@@ -10,7 +10,7 @@
         <mc:AlternateContent>
           <mc:Choice Requires="wps">
             <w:drawing>
-              <wp:anchor distT="0" distB="0" distL="114300" distR="114300" simplePos="0" relativeHeight="251673600" behindDoc="0" locked="0" layoutInCell="1" allowOverlap="1" wp14:anchorId="67BB5CE9" wp14:editId="1212D0E1">
+              <wp:anchor distT="0" distB="0" distL="114300" distR="114300" simplePos="0" relativeHeight="251673600" behindDoc="0" locked="0" layoutInCell="1" allowOverlap="1" wp14:anchorId="67BB5CE9" wp14:editId="39F46508">
                 <wp:simplePos x="0" y="0"/>
                 <wp:positionH relativeFrom="column">
                   <wp:posOffset>2526030</wp:posOffset>
@@ -18,8 +18,8 @@
                 <wp:positionV relativeFrom="paragraph">
                   <wp:posOffset>5086350</wp:posOffset>
                 </wp:positionV>
-                <wp:extent cx="4238625" cy="3665220"/>
-                <wp:effectExtent l="0" t="0" r="0" b="0"/>
+                <wp:extent cx="4238625" cy="3787140"/>
+                <wp:effectExtent l="0" t="0" r="0" b="3810"/>
                 <wp:wrapNone/>
                 <wp:docPr id="27" name="Education"/>
                 <wp:cNvGraphicFramePr/>
@@ -30,7 +30,7 @@
                       <wps:spPr>
                         <a:xfrm>
                           <a:off x="0" y="0"/>
-                          <a:ext cx="4238625" cy="3665220"/>
+                          <a:ext cx="4238625" cy="3787140"/>
                         </a:xfrm>
                         <a:prstGeom prst="rect">
                           <a:avLst/>
@@ -308,12 +308,6 @@
                             </w:r>
                           </w:p>
                           <w:p>
-                            <w:pPr>
-                              <w:rPr>
-                                <w:sz w:val="24"/>
-                                <w:szCs w:val="24"/>
-                              </w:rPr>
-                            </w:pPr>
                             <w:r>
                               <w:rPr>
                                 <w:sz w:val="24"/>
@@ -331,6 +325,107 @@
                                 <w:t>https://engahmedali901.github.io/Game-over-site/#</w:t>
                               </w:r>
                             </w:hyperlink>
+                          </w:p>
+                          <w:p>
+                            <w:pPr>
+                              <w:rPr>
+                                <w:rFonts w:cs="Times New Roman"/>
+                                <w:b/>
+                                <w:bCs/>
+                                <w:sz w:val="24"/>
+                                <w:szCs w:val="24"/>
+                                <w:rtl/>
+                                <w:lang w:bidi="ar-EG"/>
+                              </w:rPr>
+                            </w:pPr>
+                            <w:r>
+                              <w:rPr>
+                                <w:rFonts w:hint="cs"/>
+                                <w:b/>
+                                <w:bCs/>
+                                <w:sz w:val="24"/>
+                                <w:szCs w:val="24"/>
+                                <w:rtl/>
+                                <w:lang w:bidi="ar-EG"/>
+                              </w:rPr>
+                              <w:t>وذكر فان الذكري تنفع المؤمنين</w:t>
+                            </w:r>
+                            <w:r>
+                              <w:rPr>
+                                <w:rFonts w:cs="Times New Roman" w:hint="cs"/>
+                                <w:b/>
+                                <w:bCs/>
+                                <w:sz w:val="24"/>
+                                <w:szCs w:val="24"/>
+                                <w:rtl/>
+                                <w:lang w:bidi="ar-EG"/>
+                              </w:rPr>
+                              <w:t xml:space="preserve">🕌   </w:t>
+                            </w:r>
+                          </w:p>
+                          <w:p>
+                            <w:pPr>
+                              <w:rPr>
+                                <w:rFonts w:cs="Segoe UI Emoji" w:hint="cs"/>
+                                <w:b/>
+                                <w:bCs/>
+                                <w:color w:val="4472C4" w:themeColor="accent1"/>
+                                <w:sz w:val="24"/>
+                                <w:szCs w:val="24"/>
+                                <w:u w:val="single"/>
+                                <w:rtl/>
+                                <w:lang w:bidi="ar-EG"/>
+                              </w:rPr>
+                            </w:pPr>
+                            <w:r>
+                              <w:rPr>
+                                <w:rFonts w:cs="Times New Roman" w:hint="cs"/>
+                                <w:b/>
+                                <w:bCs/>
+                                <w:sz w:val="24"/>
+                                <w:szCs w:val="24"/>
+                                <w:rtl/>
+                                <w:lang w:bidi="ar-EG"/>
+                              </w:rPr>
+                              <w:t xml:space="preserve">  </w:t>
+                            </w:r>
+                            <w:r>
+                              <w:rPr>
+                                <w:rFonts w:cs="Times New Roman"/>
+                                <w:b/>
+                                <w:bCs/>
+                                <w:color w:val="4472C4" w:themeColor="accent1"/>
+                                <w:sz w:val="24"/>
+                                <w:szCs w:val="24"/>
+                                <w:u w:val="single"/>
+                                <w:lang w:bidi="ar-EG"/>
+                              </w:rPr>
+                              <w:t>https://dashing-tiramisu-</w:t>
+                            </w:r>
+                            <w:r>
+                              <w:rPr>
+                                <w:rFonts w:cs="Times New Roman"/>
+                                <w:color w:val="4472C4" w:themeColor="accent1"/>
+                                <w:sz w:val="24"/>
+                                <w:szCs w:val="24"/>
+                                <w:u w:val="single"/>
+                                <w:lang w:bidi="ar-EG"/>
+                              </w:rPr>
+                              <w:t>fa15e7</w:t>
+                            </w:r>
+                            <w:r>
+                              <w:rPr>
+                                <w:rFonts w:cs="Times New Roman"/>
+                                <w:b/>
+                                <w:bCs/>
+                                <w:color w:val="4472C4" w:themeColor="accent1"/>
+                                <w:sz w:val="24"/>
+                                <w:szCs w:val="24"/>
+                                <w:u w:val="single"/>
+                                <w:lang w:bidi="ar-EG"/>
+                              </w:rPr>
+                              <w:t>.netlify.app/</w:t>
+                            </w:r>
                           </w:p>
                           <w:p>
                             <w:pPr>
@@ -374,7 +469,7 @@
                 <v:stroke joinstyle="miter"/>
                 <v:path gradientshapeok="t" o:connecttype="rect"/>
               </v:shapetype>
-              <v:shape id="Education" o:spid="_x0000_s1026" type="#_x0000_t202" style="position:absolute;margin-left:198.9pt;margin-top:400.5pt;width:333.75pt;height:288.6pt;z-index:251673600;visibility:visible;mso-wrap-style:square;mso-width-percent:0;mso-height-percent:0;mso-wrap-distance-left:9pt;mso-wrap-distance-top:0;mso-wrap-distance-right:9pt;mso-wrap-distance-bottom:0;mso-position-horizontal:absolute;mso-position-horizontal-relative:text;mso-position-vertical:absolute;mso-position-vertical-relative:text;mso-width-percent:0;mso-height-percent:0;mso-width-relative:margin;mso-height-relative:margin;v-text-anchor:top" o:gfxdata="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" filled="f" stroked="f" strokeweight=".5pt">
+              <v:shape id="Education" o:spid="_x0000_s1026" type="#_x0000_t202" style="position:absolute;margin-left:198.9pt;margin-top:400.5pt;width:333.75pt;height:298.2pt;z-index:251673600;visibility:visible;mso-wrap-style:square;mso-width-percent:0;mso-height-percent:0;mso-wrap-distance-left:9pt;mso-wrap-distance-top:0;mso-wrap-distance-right:9pt;mso-wrap-distance-bottom:0;mso-position-horizontal:absolute;mso-position-horizontal-relative:text;mso-position-vertical:absolute;mso-position-vertical-relative:text;mso-width-percent:0;mso-height-percent:0;mso-width-relative:margin;mso-height-relative:margin;v-text-anchor:top" o:gfxdata="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" filled="f" stroked="f" strokeweight=".5pt">
                 <v:textbox>
                   <w:txbxContent>
                     <w:p>
@@ -643,12 +738,6 @@
                       </w:r>
                     </w:p>
                     <w:p>
-                      <w:pPr>
-                        <w:rPr>
-                          <w:sz w:val="24"/>
-                          <w:szCs w:val="24"/>
-                        </w:rPr>
-                      </w:pPr>
                       <w:r>
                         <w:rPr>
                           <w:sz w:val="24"/>
@@ -670,6 +759,107 @@
                     <w:p>
                       <w:pPr>
                         <w:rPr>
+                          <w:rFonts w:cs="Times New Roman"/>
+                          <w:b/>
+                          <w:bCs/>
+                          <w:sz w:val="24"/>
+                          <w:szCs w:val="24"/>
+                          <w:rtl/>
+                          <w:lang w:bidi="ar-EG"/>
+                        </w:rPr>
+                      </w:pPr>
+                      <w:r>
+                        <w:rPr>
+                          <w:rFonts w:hint="cs"/>
+                          <w:b/>
+                          <w:bCs/>
+                          <w:sz w:val="24"/>
+                          <w:szCs w:val="24"/>
+                          <w:rtl/>
+                          <w:lang w:bidi="ar-EG"/>
+                        </w:rPr>
+                        <w:t>وذكر فان الذكري تنفع المؤمنين</w:t>
+                      </w:r>
+                      <w:r>
+                        <w:rPr>
+                          <w:rFonts w:cs="Times New Roman" w:hint="cs"/>
+                          <w:b/>
+                          <w:bCs/>
+                          <w:sz w:val="24"/>
+                          <w:szCs w:val="24"/>
+                          <w:rtl/>
+                          <w:lang w:bidi="ar-EG"/>
+                        </w:rPr>
+                        <w:t xml:space="preserve">🕌   </w:t>
+                      </w:r>
+                    </w:p>
+                    <w:p>
+                      <w:pPr>
+                        <w:rPr>
+                          <w:rFonts w:cs="Segoe UI Emoji" w:hint="cs"/>
+                          <w:b/>
+                          <w:bCs/>
+                          <w:color w:val="4472C4" w:themeColor="accent1"/>
+                          <w:sz w:val="24"/>
+                          <w:szCs w:val="24"/>
+                          <w:u w:val="single"/>
+                          <w:rtl/>
+                          <w:lang w:bidi="ar-EG"/>
+                        </w:rPr>
+                      </w:pPr>
+                      <w:r>
+                        <w:rPr>
+                          <w:rFonts w:cs="Times New Roman" w:hint="cs"/>
+                          <w:b/>
+                          <w:bCs/>
+                          <w:sz w:val="24"/>
+                          <w:szCs w:val="24"/>
+                          <w:rtl/>
+                          <w:lang w:bidi="ar-EG"/>
+                        </w:rPr>
+                        <w:t xml:space="preserve">  </w:t>
+                      </w:r>
+                      <w:r>
+                        <w:rPr>
+                          <w:rFonts w:cs="Times New Roman"/>
+                          <w:b/>
+                          <w:bCs/>
+                          <w:color w:val="4472C4" w:themeColor="accent1"/>
+                          <w:sz w:val="24"/>
+                          <w:szCs w:val="24"/>
+                          <w:u w:val="single"/>
+                          <w:lang w:bidi="ar-EG"/>
+                        </w:rPr>
+                        <w:t>https://dashing-tiramisu-</w:t>
+                      </w:r>
+                      <w:r>
+                        <w:rPr>
+                          <w:rFonts w:cs="Times New Roman"/>
+                          <w:color w:val="4472C4" w:themeColor="accent1"/>
+                          <w:sz w:val="24"/>
+                          <w:szCs w:val="24"/>
+                          <w:u w:val="single"/>
+                          <w:lang w:bidi="ar-EG"/>
+                        </w:rPr>
+                        <w:t>fa15e7</w:t>
+                      </w:r>
+                      <w:r>
+                        <w:rPr>
+                          <w:rFonts w:cs="Times New Roman"/>
+                          <w:b/>
+                          <w:bCs/>
+                          <w:color w:val="4472C4" w:themeColor="accent1"/>
+                          <w:sz w:val="24"/>
+                          <w:szCs w:val="24"/>
+                          <w:u w:val="single"/>
+                          <w:lang w:bidi="ar-EG"/>
+                        </w:rPr>
+                        <w:t>.netlify.app/</w:t>
+                      </w:r>
+                    </w:p>
+                    <w:p>
+                      <w:pPr>
+                        <w:rPr>
                           <w:sz w:val="24"/>
                           <w:szCs w:val="24"/>
                         </w:rPr>
@@ -680,6 +870,525 @@
                         <w:rPr>
                           <w:sz w:val="24"/>
                           <w:szCs w:val="24"/>
+                        </w:rPr>
+                      </w:pPr>
+                    </w:p>
+                  </w:txbxContent>
+                </v:textbox>
+              </v:shape>
+            </w:pict>
+          </mc:Fallback>
+        </mc:AlternateContent>
+      </w:r>
+      <w:r>
+        <w:rPr>
+          <w:noProof/>
+        </w:rPr>
+        <mc:AlternateContent>
+          <mc:Choice Requires="wps">
+            <w:drawing>
+              <wp:anchor distT="0" distB="0" distL="114300" distR="114300" simplePos="0" relativeHeight="251664384" behindDoc="0" locked="0" layoutInCell="1" allowOverlap="1" wp14:anchorId="7006F33C" wp14:editId="550DBE9B">
+                <wp:simplePos x="0" y="0"/>
+                <wp:positionH relativeFrom="column">
+                  <wp:posOffset>-182880</wp:posOffset>
+                </wp:positionH>
+                <wp:positionV relativeFrom="paragraph">
+                  <wp:posOffset>5334000</wp:posOffset>
+                </wp:positionV>
+                <wp:extent cx="2155190" cy="2358390"/>
+                <wp:effectExtent l="0" t="0" r="0" b="3810"/>
+                <wp:wrapNone/>
+                <wp:docPr id="19" name="Skills"/>
+                <wp:cNvGraphicFramePr/>
+                <a:graphic xmlns:a="http://schemas.openxmlformats.org/drawingml/2006/main">
+                  <a:graphicData uri="http://schemas.microsoft.com/office/word/2010/wordprocessingShape">
+                    <wps:wsp>
+                      <wps:cNvSpPr txBox="1"/>
+                      <wps:spPr>
+                        <a:xfrm>
+                          <a:off x="0" y="0"/>
+                          <a:ext cx="2155190" cy="2358390"/>
+                        </a:xfrm>
+                        <a:prstGeom prst="rect">
+                          <a:avLst/>
+                        </a:prstGeom>
+                        <a:noFill/>
+                        <a:ln w="6350">
+                          <a:noFill/>
+                        </a:ln>
+                      </wps:spPr>
+                      <wps:txbx>
+                        <w:txbxContent>
+                          <w:p>
+                            <w:pPr>
+                              <w:rPr>
+                                <w:b/>
+                                <w:bCs/>
+                                <w:color w:val="FFFFFF" w:themeColor="background1"/>
+                                <w:sz w:val="40"/>
+                                <w:szCs w:val="40"/>
+                              </w:rPr>
+                            </w:pPr>
+                            <w:r>
+                              <w:rPr>
+                                <w:b/>
+                                <w:bCs/>
+                                <w:color w:val="FFFFFF" w:themeColor="background1"/>
+                                <w:sz w:val="40"/>
+                                <w:szCs w:val="40"/>
+                              </w:rPr>
+                              <w:t>SKILLS</w:t>
+                            </w:r>
+                          </w:p>
+                          <w:p>
+                            <w:pPr>
+                              <w:pStyle w:val="ListParagraph"/>
+                              <w:numPr>
+                                <w:ilvl w:val="0"/>
+                                <w:numId w:val="4"/>
+                              </w:numPr>
+                              <w:spacing w:after="0"/>
+                              <w:rPr>
+                                <w:color w:val="FFFFFF" w:themeColor="background1"/>
+                                <w:sz w:val="24"/>
+                                <w:szCs w:val="24"/>
+                              </w:rPr>
+                            </w:pPr>
+                            <w:bookmarkStart w:id="0" w:name="_Hlk157005894"/>
+                            <w:bookmarkStart w:id="1" w:name="_Hlk157005895"/>
+                            <w:bookmarkStart w:id="2" w:name="_Hlk157005901"/>
+                            <w:bookmarkStart w:id="3" w:name="_Hlk157005902"/>
+                            <w:r>
+                              <w:rPr>
+                                <w:color w:val="FFFFFF" w:themeColor="background1"/>
+                                <w:sz w:val="24"/>
+                                <w:szCs w:val="24"/>
+                              </w:rPr>
+                              <w:t>HTML</w:t>
+                            </w:r>
+                          </w:p>
+                          <w:p>
+                            <w:pPr>
+                              <w:pStyle w:val="ListParagraph"/>
+                              <w:numPr>
+                                <w:ilvl w:val="0"/>
+                                <w:numId w:val="4"/>
+                              </w:numPr>
+                              <w:spacing w:after="0"/>
+                              <w:rPr>
+                                <w:color w:val="FFFFFF" w:themeColor="background1"/>
+                                <w:sz w:val="24"/>
+                                <w:szCs w:val="24"/>
+                              </w:rPr>
+                            </w:pPr>
+                            <w:r>
+                              <w:rPr>
+                                <w:color w:val="FFFFFF" w:themeColor="background1"/>
+                                <w:sz w:val="24"/>
+                                <w:szCs w:val="24"/>
+                              </w:rPr>
+                              <w:t>CSS</w:t>
+                            </w:r>
+                          </w:p>
+                          <w:p>
+                            <w:pPr>
+                              <w:pStyle w:val="ListParagraph"/>
+                              <w:numPr>
+                                <w:ilvl w:val="0"/>
+                                <w:numId w:val="4"/>
+                              </w:numPr>
+                              <w:spacing w:after="0"/>
+                              <w:rPr>
+                                <w:color w:val="FFFFFF" w:themeColor="background1"/>
+                                <w:sz w:val="24"/>
+                                <w:szCs w:val="24"/>
+                              </w:rPr>
+                            </w:pPr>
+                            <w:r>
+                              <w:rPr>
+                                <w:color w:val="FFFFFF" w:themeColor="background1"/>
+                                <w:sz w:val="24"/>
+                                <w:szCs w:val="24"/>
+                              </w:rPr>
+                              <w:t>BOOTSTRAP</w:t>
+                            </w:r>
+                          </w:p>
+                          <w:p>
+                            <w:pPr>
+                              <w:pStyle w:val="ListParagraph"/>
+                              <w:numPr>
+                                <w:ilvl w:val="0"/>
+                                <w:numId w:val="4"/>
+                              </w:numPr>
+                              <w:spacing w:after="0"/>
+                              <w:rPr>
+                                <w:color w:val="FFFFFF" w:themeColor="background1"/>
+                                <w:sz w:val="24"/>
+                                <w:szCs w:val="24"/>
+                              </w:rPr>
+                            </w:pPr>
+                            <w:r>
+                              <w:rPr>
+                                <w:color w:val="FFFFFF" w:themeColor="background1"/>
+                                <w:sz w:val="24"/>
+                                <w:szCs w:val="24"/>
+                              </w:rPr>
+                              <w:t>JS</w:t>
+                            </w:r>
+                          </w:p>
+                          <w:bookmarkEnd w:id="0"/>
+                          <w:bookmarkEnd w:id="1"/>
+                          <w:bookmarkEnd w:id="2"/>
+                          <w:bookmarkEnd w:id="3"/>
+                          <w:p>
+                            <w:pPr>
+                              <w:pStyle w:val="ListParagraph"/>
+                              <w:numPr>
+                                <w:ilvl w:val="0"/>
+                                <w:numId w:val="4"/>
+                              </w:numPr>
+                              <w:spacing w:after="0"/>
+                              <w:rPr>
+                                <w:color w:val="FFFFFF" w:themeColor="background1"/>
+                                <w:sz w:val="24"/>
+                                <w:szCs w:val="24"/>
+                              </w:rPr>
+                            </w:pPr>
+                            <w:r>
+                              <w:rPr>
+                                <w:color w:val="FFFFFF" w:themeColor="background1"/>
+                                <w:sz w:val="24"/>
+                                <w:szCs w:val="24"/>
+                              </w:rPr>
+                              <w:t>React</w:t>
+                            </w:r>
+                          </w:p>
+                          <w:p>
+                            <w:pPr>
+                              <w:pStyle w:val="ListParagraph"/>
+                              <w:numPr>
+                                <w:ilvl w:val="0"/>
+                                <w:numId w:val="4"/>
+                              </w:numPr>
+                              <w:spacing w:after="0"/>
+                              <w:rPr>
+                                <w:color w:val="FFFFFF" w:themeColor="background1"/>
+                                <w:sz w:val="24"/>
+                                <w:szCs w:val="24"/>
+                              </w:rPr>
+                            </w:pPr>
+                            <w:r>
+                              <w:rPr>
+                                <w:color w:val="FFFFFF" w:themeColor="background1"/>
+                                <w:sz w:val="24"/>
+                                <w:szCs w:val="24"/>
+                              </w:rPr>
+                              <w:t>Tailwind</w:t>
+                            </w:r>
+                          </w:p>
+                          <w:p>
+                            <w:pPr>
+                              <w:pStyle w:val="ListParagraph"/>
+                              <w:numPr>
+                                <w:ilvl w:val="0"/>
+                                <w:numId w:val="4"/>
+                              </w:numPr>
+                              <w:spacing w:after="0"/>
+                              <w:rPr>
+                                <w:color w:val="FFFFFF" w:themeColor="background1"/>
+                                <w:sz w:val="24"/>
+                                <w:szCs w:val="24"/>
+                              </w:rPr>
+                            </w:pPr>
+                            <w:r>
+                              <w:rPr>
+                                <w:color w:val="FFFFFF" w:themeColor="background1"/>
+                                <w:sz w:val="24"/>
+                                <w:szCs w:val="24"/>
+                              </w:rPr>
+                              <w:t>Next</w:t>
+                            </w:r>
+                          </w:p>
+                          <w:p>
+                            <w:pPr>
+                              <w:pStyle w:val="ListParagraph"/>
+                              <w:numPr>
+                                <w:ilvl w:val="0"/>
+                                <w:numId w:val="4"/>
+                              </w:numPr>
+                              <w:spacing w:after="0"/>
+                              <w:rPr>
+                                <w:color w:val="FFFFFF" w:themeColor="background1"/>
+                                <w:sz w:val="24"/>
+                                <w:szCs w:val="24"/>
+                              </w:rPr>
+                            </w:pPr>
+                            <w:r>
+                              <w:rPr>
+                                <w:color w:val="FFFFFF" w:themeColor="background1"/>
+                                <w:sz w:val="24"/>
+                                <w:szCs w:val="24"/>
+                              </w:rPr>
+                              <w:t>NextAuth</w:t>
+                            </w:r>
+                          </w:p>
+                          <w:p>
+                            <w:pPr>
+                              <w:rPr>
+                                <w:b/>
+                                <w:bCs/>
+                                <w:color w:val="FFFFFF" w:themeColor="background1"/>
+                                <w:sz w:val="40"/>
+                                <w:szCs w:val="40"/>
+                              </w:rPr>
+                            </w:pPr>
+                          </w:p>
+                        </w:txbxContent>
+                      </wps:txbx>
+                      <wps:bodyPr rot="0" spcFirstLastPara="0" vertOverflow="overflow" horzOverflow="overflow" vert="horz" wrap="square" lIns="91440" tIns="45720" rIns="91440" bIns="45720" numCol="1" spcCol="0" rtlCol="0" fromWordArt="0" anchor="t" anchorCtr="0" forceAA="0" compatLnSpc="1">
+                        <a:prstTxWarp prst="textNoShape">
+                          <a:avLst/>
+                        </a:prstTxWarp>
+                        <a:noAutofit/>
+                      </wps:bodyPr>
+                    </wps:wsp>
+                  </a:graphicData>
+                </a:graphic>
+                <wp14:sizeRelH relativeFrom="margin">
+                  <wp14:pctWidth>0</wp14:pctWidth>
+                </wp14:sizeRelH>
+                <wp14:sizeRelV relativeFrom="margin">
+                  <wp14:pctHeight>0</wp14:pctHeight>
+                </wp14:sizeRelV>
+              </wp:anchor>
+            </w:drawing>
+          </mc:Choice>
+          <mc:Fallback>
+            <w:pict>
+              <v:shape w14:anchorId="7006F33C" id="Skills" o:spid="_x0000_s1027" type="#_x0000_t202" style="position:absolute;margin-left:-14.4pt;margin-top:420pt;width:169.7pt;height:185.7pt;z-index:251664384;visibility:visible;mso-wrap-style:square;mso-width-percent:0;mso-height-percent:0;mso-wrap-distance-left:9pt;mso-wrap-distance-top:0;mso-wrap-distance-right:9pt;mso-wrap-distance-bottom:0;mso-position-horizontal:absolute;mso-position-horizontal-relative:text;mso-position-vertical:absolute;mso-position-vertical-relative:text;mso-width-percent:0;mso-height-percent:0;mso-width-relative:margin;mso-height-relative:margin;v-text-anchor:top" o:gfxdata="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" filled="f" stroked="f" strokeweight=".5pt">
+                <v:textbox>
+                  <w:txbxContent>
+                    <w:p>
+                      <w:pPr>
+                        <w:rPr>
+                          <w:b/>
+                          <w:bCs/>
+                          <w:color w:val="FFFFFF" w:themeColor="background1"/>
+                          <w:sz w:val="40"/>
+                          <w:szCs w:val="40"/>
+                        </w:rPr>
+                      </w:pPr>
+                      <w:r>
+                        <w:rPr>
+                          <w:b/>
+                          <w:bCs/>
+                          <w:color w:val="FFFFFF" w:themeColor="background1"/>
+                          <w:sz w:val="40"/>
+                          <w:szCs w:val="40"/>
+                        </w:rPr>
+                        <w:t>SKILLS</w:t>
+                      </w:r>
+                    </w:p>
+                    <w:p>
+                      <w:pPr>
+                        <w:pStyle w:val="ListParagraph"/>
+                        <w:numPr>
+                          <w:ilvl w:val="0"/>
+                          <w:numId w:val="4"/>
+                        </w:numPr>
+                        <w:spacing w:after="0"/>
+                        <w:rPr>
+                          <w:color w:val="FFFFFF" w:themeColor="background1"/>
+                          <w:sz w:val="24"/>
+                          <w:szCs w:val="24"/>
+                        </w:rPr>
+                      </w:pPr>
+                      <w:bookmarkStart w:id="4" w:name="_Hlk157005894"/>
+                      <w:bookmarkStart w:id="5" w:name="_Hlk157005895"/>
+                      <w:bookmarkStart w:id="6" w:name="_Hlk157005901"/>
+                      <w:bookmarkStart w:id="7" w:name="_Hlk157005902"/>
+                      <w:r>
+                        <w:rPr>
+                          <w:color w:val="FFFFFF" w:themeColor="background1"/>
+                          <w:sz w:val="24"/>
+                          <w:szCs w:val="24"/>
+                        </w:rPr>
+                        <w:t>HTML</w:t>
+                      </w:r>
+                    </w:p>
+                    <w:p>
+                      <w:pPr>
+                        <w:pStyle w:val="ListParagraph"/>
+                        <w:numPr>
+                          <w:ilvl w:val="0"/>
+                          <w:numId w:val="4"/>
+                        </w:numPr>
+                        <w:spacing w:after="0"/>
+                        <w:rPr>
+                          <w:color w:val="FFFFFF" w:themeColor="background1"/>
+                          <w:sz w:val="24"/>
+                          <w:szCs w:val="24"/>
+                        </w:rPr>
+                      </w:pPr>
+                      <w:r>
+                        <w:rPr>
+                          <w:color w:val="FFFFFF" w:themeColor="background1"/>
+                          <w:sz w:val="24"/>
+                          <w:szCs w:val="24"/>
+                        </w:rPr>
+                        <w:t>CSS</w:t>
+                      </w:r>
+                    </w:p>
+                    <w:p>
+                      <w:pPr>
+                        <w:pStyle w:val="ListParagraph"/>
+                        <w:numPr>
+                          <w:ilvl w:val="0"/>
+                          <w:numId w:val="4"/>
+                        </w:numPr>
+                        <w:spacing w:after="0"/>
+                        <w:rPr>
+                          <w:color w:val="FFFFFF" w:themeColor="background1"/>
+                          <w:sz w:val="24"/>
+                          <w:szCs w:val="24"/>
+                        </w:rPr>
+                      </w:pPr>
+                      <w:r>
+                        <w:rPr>
+                          <w:color w:val="FFFFFF" w:themeColor="background1"/>
+                          <w:sz w:val="24"/>
+                          <w:szCs w:val="24"/>
+                        </w:rPr>
+                        <w:t>BOOTSTRAP</w:t>
+                      </w:r>
+                    </w:p>
+                    <w:p>
+                      <w:pPr>
+                        <w:pStyle w:val="ListParagraph"/>
+                        <w:numPr>
+                          <w:ilvl w:val="0"/>
+                          <w:numId w:val="4"/>
+                        </w:numPr>
+                        <w:spacing w:after="0"/>
+                        <w:rPr>
+                          <w:color w:val="FFFFFF" w:themeColor="background1"/>
+                          <w:sz w:val="24"/>
+                          <w:szCs w:val="24"/>
+                        </w:rPr>
+                      </w:pPr>
+                      <w:r>
+                        <w:rPr>
+                          <w:color w:val="FFFFFF" w:themeColor="background1"/>
+                          <w:sz w:val="24"/>
+                          <w:szCs w:val="24"/>
+                        </w:rPr>
+                        <w:t>JS</w:t>
+                      </w:r>
+                    </w:p>
+                    <w:bookmarkEnd w:id="4"/>
+                    <w:bookmarkEnd w:id="5"/>
+                    <w:bookmarkEnd w:id="6"/>
+                    <w:bookmarkEnd w:id="7"/>
+                    <w:p>
+                      <w:pPr>
+                        <w:pStyle w:val="ListParagraph"/>
+                        <w:numPr>
+                          <w:ilvl w:val="0"/>
+                          <w:numId w:val="4"/>
+                        </w:numPr>
+                        <w:spacing w:after="0"/>
+                        <w:rPr>
+                          <w:color w:val="FFFFFF" w:themeColor="background1"/>
+                          <w:sz w:val="24"/>
+                          <w:szCs w:val="24"/>
+                        </w:rPr>
+                      </w:pPr>
+                      <w:r>
+                        <w:rPr>
+                          <w:color w:val="FFFFFF" w:themeColor="background1"/>
+                          <w:sz w:val="24"/>
+                          <w:szCs w:val="24"/>
+                        </w:rPr>
+                        <w:t>React</w:t>
+                      </w:r>
+                    </w:p>
+                    <w:p>
+                      <w:pPr>
+                        <w:pStyle w:val="ListParagraph"/>
+                        <w:numPr>
+                          <w:ilvl w:val="0"/>
+                          <w:numId w:val="4"/>
+                        </w:numPr>
+                        <w:spacing w:after="0"/>
+                        <w:rPr>
+                          <w:color w:val="FFFFFF" w:themeColor="background1"/>
+                          <w:sz w:val="24"/>
+                          <w:szCs w:val="24"/>
+                        </w:rPr>
+                      </w:pPr>
+                      <w:r>
+                        <w:rPr>
+                          <w:color w:val="FFFFFF" w:themeColor="background1"/>
+                          <w:sz w:val="24"/>
+                          <w:szCs w:val="24"/>
+                        </w:rPr>
+                        <w:t>Tailwind</w:t>
+                      </w:r>
+                    </w:p>
+                    <w:p>
+                      <w:pPr>
+                        <w:pStyle w:val="ListParagraph"/>
+                        <w:numPr>
+                          <w:ilvl w:val="0"/>
+                          <w:numId w:val="4"/>
+                        </w:numPr>
+                        <w:spacing w:after="0"/>
+                        <w:rPr>
+                          <w:color w:val="FFFFFF" w:themeColor="background1"/>
+                          <w:sz w:val="24"/>
+                          <w:szCs w:val="24"/>
+                        </w:rPr>
+                      </w:pPr>
+                      <w:r>
+                        <w:rPr>
+                          <w:color w:val="FFFFFF" w:themeColor="background1"/>
+                          <w:sz w:val="24"/>
+                          <w:szCs w:val="24"/>
+                        </w:rPr>
+                        <w:t>Next</w:t>
+                      </w:r>
+                    </w:p>
+                    <w:p>
+                      <w:pPr>
+                        <w:pStyle w:val="ListParagraph"/>
+                        <w:numPr>
+                          <w:ilvl w:val="0"/>
+                          <w:numId w:val="4"/>
+                        </w:numPr>
+                        <w:spacing w:after="0"/>
+                        <w:rPr>
+                          <w:color w:val="FFFFFF" w:themeColor="background1"/>
+                          <w:sz w:val="24"/>
+                          <w:szCs w:val="24"/>
+                        </w:rPr>
+                      </w:pPr>
+                      <w:r>
+                        <w:rPr>
+                          <w:color w:val="FFFFFF" w:themeColor="background1"/>
+                          <w:sz w:val="24"/>
+                          <w:szCs w:val="24"/>
+                        </w:rPr>
+                        <w:t>NextAuth</w:t>
+                      </w:r>
+                    </w:p>
+                    <w:p>
+                      <w:pPr>
+                        <w:rPr>
+                          <w:b/>
+                          <w:bCs/>
+                          <w:color w:val="FFFFFF" w:themeColor="background1"/>
+                          <w:sz w:val="40"/>
+                          <w:szCs w:val="40"/>
                         </w:rPr>
                       </w:pPr>
                     </w:p>
@@ -1755,7 +2464,7 @@
         <mc:AlternateContent>
           <mc:Choice Requires="wps">
             <w:drawing>
-              <wp:anchor distT="0" distB="0" distL="114300" distR="114300" simplePos="0" relativeHeight="251668480" behindDoc="0" locked="0" layoutInCell="1" allowOverlap="1" wp14:anchorId="1FCFC827" wp14:editId="1DA756F2">
+              <wp:anchor distT="0" distB="0" distL="114300" distR="114300" simplePos="0" relativeHeight="251668480" behindDoc="0" locked="0" layoutInCell="1" allowOverlap="1" wp14:anchorId="1FCFC827" wp14:editId="564B2CF4">
                 <wp:simplePos x="0" y="0"/>
                 <wp:positionH relativeFrom="column">
                   <wp:posOffset>-184150</wp:posOffset>
@@ -1821,7 +2530,7 @@
           </mc:Choice>
           <mc:Fallback>
             <w:pict>
-              <v:shape w14:anchorId="1FCFC827" id="Hobbies" o:spid="_x0000_s1031" type="#_x0000_t202" style="position:absolute;margin-left:-14.5pt;margin-top:673.1pt;width:169.75pt;height:97.8pt;z-index:251668480;visibility:visible;mso-wrap-style:square;mso-width-percent:0;mso-height-percent:0;mso-wrap-distance-left:9pt;mso-wrap-distance-top:0;mso-wrap-distance-right:9pt;mso-wrap-distance-bottom:0;mso-position-horizontal:absolute;mso-position-horizontal-relative:text;mso-position-vertical:absolute;mso-position-vertical-relative:text;mso-width-percent:0;mso-height-percent:0;mso-width-relative:margin;mso-height-relative:margin;v-text-anchor:top" o:gfxdata="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" filled="f" stroked="f" strokeweight=".5pt">
+              <v:shape w14:anchorId="1FCFC827" id="Hobbies" o:spid="_x0000_s1032" type="#_x0000_t202" style="position:absolute;margin-left:-14.5pt;margin-top:673.1pt;width:169.75pt;height:97.8pt;z-index:251668480;visibility:visible;mso-wrap-style:square;mso-width-percent:0;mso-height-percent:0;mso-wrap-distance-left:9pt;mso-wrap-distance-top:0;mso-wrap-distance-right:9pt;mso-wrap-distance-bottom:0;mso-position-horizontal:absolute;mso-position-horizontal-relative:text;mso-position-vertical:absolute;mso-position-vertical-relative:text;mso-width-percent:0;mso-height-percent:0;mso-width-relative:margin;mso-height-relative:margin;v-text-anchor:top" o:gfxdata="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" filled="f" stroked="f" strokeweight=".5pt">
                 <v:textbox>
                   <w:txbxContent>
                     <w:p>
@@ -1833,387 +2542,6 @@
                           <w:color w:val="FFFFFF" w:themeColor="background1"/>
                           <w:sz w:val="24"/>
                           <w:szCs w:val="24"/>
-                        </w:rPr>
-                      </w:pPr>
-                    </w:p>
-                  </w:txbxContent>
-                </v:textbox>
-              </v:shape>
-            </w:pict>
-          </mc:Fallback>
-        </mc:AlternateContent>
-      </w:r>
-      <w:r>
-        <w:rPr>
-          <w:noProof/>
-        </w:rPr>
-        <mc:AlternateContent>
-          <mc:Choice Requires="wps">
-            <w:drawing>
-              <wp:anchor distT="0" distB="0" distL="114300" distR="114300" simplePos="0" relativeHeight="251664384" behindDoc="0" locked="0" layoutInCell="1" allowOverlap="1" wp14:anchorId="7006F33C" wp14:editId="386639EE">
-                <wp:simplePos x="0" y="0"/>
-                <wp:positionH relativeFrom="column">
-                  <wp:posOffset>-184150</wp:posOffset>
-                </wp:positionH>
-                <wp:positionV relativeFrom="paragraph">
-                  <wp:posOffset>5335905</wp:posOffset>
-                </wp:positionV>
-                <wp:extent cx="2155816" cy="1651379"/>
-                <wp:effectExtent l="0" t="0" r="0" b="6350"/>
-                <wp:wrapNone/>
-                <wp:docPr id="19" name="Skills"/>
-                <wp:cNvGraphicFramePr/>
-                <a:graphic xmlns:a="http://schemas.openxmlformats.org/drawingml/2006/main">
-                  <a:graphicData uri="http://schemas.microsoft.com/office/word/2010/wordprocessingShape">
-                    <wps:wsp>
-                      <wps:cNvSpPr txBox="1"/>
-                      <wps:spPr>
-                        <a:xfrm>
-                          <a:off x="0" y="0"/>
-                          <a:ext cx="2155816" cy="1651379"/>
-                        </a:xfrm>
-                        <a:prstGeom prst="rect">
-                          <a:avLst/>
-                        </a:prstGeom>
-                        <a:noFill/>
-                        <a:ln w="6350">
-                          <a:noFill/>
-                        </a:ln>
-                      </wps:spPr>
-                      <wps:txbx>
-                        <w:txbxContent>
-                          <w:p>
-                            <w:pPr>
-                              <w:rPr>
-                                <w:b/>
-                                <w:bCs/>
-                                <w:color w:val="FFFFFF" w:themeColor="background1"/>
-                                <w:sz w:val="40"/>
-                                <w:szCs w:val="40"/>
-                              </w:rPr>
-                            </w:pPr>
-                            <w:r>
-                              <w:rPr>
-                                <w:b/>
-                                <w:bCs/>
-                                <w:color w:val="FFFFFF" w:themeColor="background1"/>
-                                <w:sz w:val="40"/>
-                                <w:szCs w:val="40"/>
-                              </w:rPr>
-                              <w:t>SKILLS</w:t>
-                            </w:r>
-                          </w:p>
-                          <w:p>
-                            <w:pPr>
-                              <w:pStyle w:val="ListParagraph"/>
-                              <w:numPr>
-                                <w:ilvl w:val="0"/>
-                                <w:numId w:val="4"/>
-                              </w:numPr>
-                              <w:spacing w:after="0"/>
-                              <w:rPr>
-                                <w:color w:val="FFFFFF" w:themeColor="background1"/>
-                                <w:sz w:val="24"/>
-                                <w:szCs w:val="24"/>
-                              </w:rPr>
-                            </w:pPr>
-                            <w:bookmarkStart w:id="0" w:name="_Hlk157005894"/>
-                            <w:bookmarkStart w:id="1" w:name="_Hlk157005895"/>
-                            <w:bookmarkStart w:id="2" w:name="_Hlk157005901"/>
-                            <w:bookmarkStart w:id="3" w:name="_Hlk157005902"/>
-                            <w:r>
-                              <w:rPr>
-                                <w:color w:val="FFFFFF" w:themeColor="background1"/>
-                                <w:sz w:val="24"/>
-                                <w:szCs w:val="24"/>
-                              </w:rPr>
-                              <w:t>HTML</w:t>
-                            </w:r>
-                          </w:p>
-                          <w:p>
-                            <w:pPr>
-                              <w:pStyle w:val="ListParagraph"/>
-                              <w:numPr>
-                                <w:ilvl w:val="0"/>
-                                <w:numId w:val="4"/>
-                              </w:numPr>
-                              <w:spacing w:after="0"/>
-                              <w:rPr>
-                                <w:color w:val="FFFFFF" w:themeColor="background1"/>
-                                <w:sz w:val="24"/>
-                                <w:szCs w:val="24"/>
-                              </w:rPr>
-                            </w:pPr>
-                            <w:r>
-                              <w:rPr>
-                                <w:color w:val="FFFFFF" w:themeColor="background1"/>
-                                <w:sz w:val="24"/>
-                                <w:szCs w:val="24"/>
-                              </w:rPr>
-                              <w:t>CSS</w:t>
-                            </w:r>
-                          </w:p>
-                          <w:p>
-                            <w:pPr>
-                              <w:pStyle w:val="ListParagraph"/>
-                              <w:numPr>
-                                <w:ilvl w:val="0"/>
-                                <w:numId w:val="4"/>
-                              </w:numPr>
-                              <w:spacing w:after="0"/>
-                              <w:rPr>
-                                <w:color w:val="FFFFFF" w:themeColor="background1"/>
-                                <w:sz w:val="24"/>
-                                <w:szCs w:val="24"/>
-                              </w:rPr>
-                            </w:pPr>
-                            <w:r>
-                              <w:rPr>
-                                <w:color w:val="FFFFFF" w:themeColor="background1"/>
-                                <w:sz w:val="24"/>
-                                <w:szCs w:val="24"/>
-                              </w:rPr>
-                              <w:t>BOOTSTRAP</w:t>
-                            </w:r>
-                          </w:p>
-                          <w:p>
-                            <w:pPr>
-                              <w:pStyle w:val="ListParagraph"/>
-                              <w:numPr>
-                                <w:ilvl w:val="0"/>
-                                <w:numId w:val="4"/>
-                              </w:numPr>
-                              <w:spacing w:after="0"/>
-                              <w:rPr>
-                                <w:color w:val="FFFFFF" w:themeColor="background1"/>
-                                <w:sz w:val="24"/>
-                                <w:szCs w:val="24"/>
-                              </w:rPr>
-                            </w:pPr>
-                            <w:r>
-                              <w:rPr>
-                                <w:color w:val="FFFFFF" w:themeColor="background1"/>
-                                <w:sz w:val="24"/>
-                                <w:szCs w:val="24"/>
-                              </w:rPr>
-                              <w:t>JS</w:t>
-                            </w:r>
-                          </w:p>
-                          <w:bookmarkEnd w:id="0"/>
-                          <w:bookmarkEnd w:id="1"/>
-                          <w:bookmarkEnd w:id="2"/>
-                          <w:bookmarkEnd w:id="3"/>
-                          <w:p>
-                            <w:pPr>
-                              <w:pStyle w:val="ListParagraph"/>
-                              <w:numPr>
-                                <w:ilvl w:val="0"/>
-                                <w:numId w:val="4"/>
-                              </w:numPr>
-                              <w:spacing w:after="0"/>
-                              <w:rPr>
-                                <w:color w:val="FFFFFF" w:themeColor="background1"/>
-                                <w:sz w:val="24"/>
-                                <w:szCs w:val="24"/>
-                              </w:rPr>
-                            </w:pPr>
-                            <w:r>
-                              <w:rPr>
-                                <w:color w:val="FFFFFF" w:themeColor="background1"/>
-                                <w:sz w:val="24"/>
-                                <w:szCs w:val="24"/>
-                              </w:rPr>
-                              <w:t>React</w:t>
-                            </w:r>
-                          </w:p>
-                          <w:p>
-                            <w:pPr>
-                              <w:rPr>
-                                <w:b/>
-                                <w:bCs/>
-                                <w:color w:val="FFFFFF" w:themeColor="background1"/>
-                                <w:sz w:val="40"/>
-                                <w:szCs w:val="40"/>
-                              </w:rPr>
-                            </w:pPr>
-                          </w:p>
-                        </w:txbxContent>
-                      </wps:txbx>
-                      <wps:bodyPr rot="0" spcFirstLastPara="0" vertOverflow="overflow" horzOverflow="overflow" vert="horz" wrap="square" lIns="91440" tIns="45720" rIns="91440" bIns="45720" numCol="1" spcCol="0" rtlCol="0" fromWordArt="0" anchor="t" anchorCtr="0" forceAA="0" compatLnSpc="1">
-                        <a:prstTxWarp prst="textNoShape">
-                          <a:avLst/>
-                        </a:prstTxWarp>
-                        <a:noAutofit/>
-                      </wps:bodyPr>
-                    </wps:wsp>
-                  </a:graphicData>
-                </a:graphic>
-                <wp14:sizeRelH relativeFrom="margin">
-                  <wp14:pctWidth>0</wp14:pctWidth>
-                </wp14:sizeRelH>
-                <wp14:sizeRelV relativeFrom="margin">
-                  <wp14:pctHeight>0</wp14:pctHeight>
-                </wp14:sizeRelV>
-              </wp:anchor>
-            </w:drawing>
-          </mc:Choice>
-          <mc:Fallback>
-            <w:pict>
-              <v:shape w14:anchorId="7006F33C" id="Skills" o:spid="_x0000_s1032" type="#_x0000_t202" style="position:absolute;margin-left:-14.5pt;margin-top:420.15pt;width:169.75pt;height:130.05pt;z-index:251664384;visibility:visible;mso-wrap-style:square;mso-width-percent:0;mso-height-percent:0;mso-wrap-distance-left:9pt;mso-wrap-distance-top:0;mso-wrap-distance-right:9pt;mso-wrap-distance-bottom:0;mso-position-horizontal:absolute;mso-position-horizontal-relative:text;mso-position-vertical:absolute;mso-position-vertical-relative:text;mso-width-percent:0;mso-height-percent:0;mso-width-relative:margin;mso-height-relative:margin;v-text-anchor:top" o:gfxdata="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" filled="f" stroked="f" strokeweight=".5pt">
-                <v:textbox>
-                  <w:txbxContent>
-                    <w:p>
-                      <w:pPr>
-                        <w:rPr>
-                          <w:b/>
-                          <w:bCs/>
-                          <w:color w:val="FFFFFF" w:themeColor="background1"/>
-                          <w:sz w:val="40"/>
-                          <w:szCs w:val="40"/>
-                        </w:rPr>
-                      </w:pPr>
-                      <w:r>
-                        <w:rPr>
-                          <w:b/>
-                          <w:bCs/>
-                          <w:color w:val="FFFFFF" w:themeColor="background1"/>
-                          <w:sz w:val="40"/>
-                          <w:szCs w:val="40"/>
-                        </w:rPr>
-                        <w:t>SKILLS</w:t>
-                      </w:r>
-                    </w:p>
-                    <w:p>
-                      <w:pPr>
-                        <w:pStyle w:val="ListParagraph"/>
-                        <w:numPr>
-                          <w:ilvl w:val="0"/>
-                          <w:numId w:val="4"/>
-                        </w:numPr>
-                        <w:spacing w:after="0"/>
-                        <w:rPr>
-                          <w:color w:val="FFFFFF" w:themeColor="background1"/>
-                          <w:sz w:val="24"/>
-                          <w:szCs w:val="24"/>
-                        </w:rPr>
-                      </w:pPr>
-                      <w:bookmarkStart w:id="4" w:name="_Hlk157005894"/>
-                      <w:bookmarkStart w:id="5" w:name="_Hlk157005895"/>
-                      <w:bookmarkStart w:id="6" w:name="_Hlk157005901"/>
-                      <w:bookmarkStart w:id="7" w:name="_Hlk157005902"/>
-                      <w:r>
-                        <w:rPr>
-                          <w:color w:val="FFFFFF" w:themeColor="background1"/>
-                          <w:sz w:val="24"/>
-                          <w:szCs w:val="24"/>
-                        </w:rPr>
-                        <w:t>HTML</w:t>
-                      </w:r>
-                    </w:p>
-                    <w:p>
-                      <w:pPr>
-                        <w:pStyle w:val="ListParagraph"/>
-                        <w:numPr>
-                          <w:ilvl w:val="0"/>
-                          <w:numId w:val="4"/>
-                        </w:numPr>
-                        <w:spacing w:after="0"/>
-                        <w:rPr>
-                          <w:color w:val="FFFFFF" w:themeColor="background1"/>
-                          <w:sz w:val="24"/>
-                          <w:szCs w:val="24"/>
-                        </w:rPr>
-                      </w:pPr>
-                      <w:r>
-                        <w:rPr>
-                          <w:color w:val="FFFFFF" w:themeColor="background1"/>
-                          <w:sz w:val="24"/>
-                          <w:szCs w:val="24"/>
-                        </w:rPr>
-                        <w:t>CSS</w:t>
-                      </w:r>
-                    </w:p>
-                    <w:p>
-                      <w:pPr>
-                        <w:pStyle w:val="ListParagraph"/>
-                        <w:numPr>
-                          <w:ilvl w:val="0"/>
-                          <w:numId w:val="4"/>
-                        </w:numPr>
-                        <w:spacing w:after="0"/>
-                        <w:rPr>
-                          <w:color w:val="FFFFFF" w:themeColor="background1"/>
-                          <w:sz w:val="24"/>
-                          <w:szCs w:val="24"/>
-                        </w:rPr>
-                      </w:pPr>
-                      <w:r>
-                        <w:rPr>
-                          <w:color w:val="FFFFFF" w:themeColor="background1"/>
-                          <w:sz w:val="24"/>
-                          <w:szCs w:val="24"/>
-                        </w:rPr>
-                        <w:t>BOOTSTRAP</w:t>
-                      </w:r>
-                    </w:p>
-                    <w:p>
-                      <w:pPr>
-                        <w:pStyle w:val="ListParagraph"/>
-                        <w:numPr>
-                          <w:ilvl w:val="0"/>
-                          <w:numId w:val="4"/>
-                        </w:numPr>
-                        <w:spacing w:after="0"/>
-                        <w:rPr>
-                          <w:color w:val="FFFFFF" w:themeColor="background1"/>
-                          <w:sz w:val="24"/>
-                          <w:szCs w:val="24"/>
-                        </w:rPr>
-                      </w:pPr>
-                      <w:r>
-                        <w:rPr>
-                          <w:color w:val="FFFFFF" w:themeColor="background1"/>
-                          <w:sz w:val="24"/>
-                          <w:szCs w:val="24"/>
-                        </w:rPr>
-                        <w:t>JS</w:t>
-                      </w:r>
-                    </w:p>
-                    <w:bookmarkEnd w:id="4"/>
-                    <w:bookmarkEnd w:id="5"/>
-                    <w:bookmarkEnd w:id="6"/>
-                    <w:bookmarkEnd w:id="7"/>
-                    <w:p>
-                      <w:pPr>
-                        <w:pStyle w:val="ListParagraph"/>
-                        <w:numPr>
-                          <w:ilvl w:val="0"/>
-                          <w:numId w:val="4"/>
-                        </w:numPr>
-                        <w:spacing w:after="0"/>
-                        <w:rPr>
-                          <w:color w:val="FFFFFF" w:themeColor="background1"/>
-                          <w:sz w:val="24"/>
-                          <w:szCs w:val="24"/>
-                        </w:rPr>
-                      </w:pPr>
-                      <w:r>
-                        <w:rPr>
-                          <w:color w:val="FFFFFF" w:themeColor="background1"/>
-                          <w:sz w:val="24"/>
-                          <w:szCs w:val="24"/>
-                        </w:rPr>
-                        <w:t>React</w:t>
-                      </w:r>
-                    </w:p>
-                    <w:p>
-                      <w:pPr>
-                        <w:rPr>
-                          <w:b/>
-                          <w:bCs/>
-                          <w:color w:val="FFFFFF" w:themeColor="background1"/>
-                          <w:sz w:val="40"/>
-                          <w:szCs w:val="40"/>
                         </w:rPr>
                       </w:pPr>
                     </w:p>
@@ -2565,7 +2893,7 @@
                       <w:r>
                         <w:pict w14:anchorId="5625F184">
                           <v:shape id="Graphic 4" o:spid="_x0000_i1027" type="#_x0000_t75" alt="Receiver with solid fill" style="width:14.1pt;height:14.4pt;visibility:visible" o:gfxdata="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">
-                            <v:imagedata r:id="rId16" o:title="" cropleft="-2445f" cropright="-2445f"/>
+                            <v:imagedata r:id="rId21" o:title="" cropleft="-2445f" cropright="-2445f"/>
                           </v:shape>
                         </w:pict>
                       </w:r>
@@ -2623,13 +2951,13 @@
                                     <pic:cNvPicPr/>
                                   </pic:nvPicPr>
                                   <pic:blipFill>
-                                    <a:blip r:embed="rId17">
+                                    <a:blip r:embed="rId22">
                                       <a:extLst>
                                         <a:ext uri="{28A0092B-C50C-407E-A947-70E740481C1C}">
                                           <a14:useLocalDpi xmlns:a14="http://schemas.microsoft.com/office/drawing/2010/main" val="0"/>
                                         </a:ext>
                                         <a:ext uri="{96DAC541-7B7A-43D3-8B79-37D633B846F1}">
-                                          <asvg:svgBlip xmlns:asvg="http://schemas.microsoft.com/office/drawing/2016/SVG/main" r:embed="rId18"/>
+                                          <asvg:svgBlip xmlns:asvg="http://schemas.microsoft.com/office/drawing/2016/SVG/main" r:embed="rId23"/>
                                         </a:ext>
                                       </a:extLst>
                                     </a:blip>
@@ -2708,13 +3036,13 @@
                                     <pic:cNvPicPr/>
                                   </pic:nvPicPr>
                                   <pic:blipFill>
-                                    <a:blip r:embed="rId19">
+                                    <a:blip r:embed="rId24">
                                       <a:extLst>
                                         <a:ext uri="{28A0092B-C50C-407E-A947-70E740481C1C}">
                                           <a14:useLocalDpi xmlns:a14="http://schemas.microsoft.com/office/drawing/2010/main" val="0"/>
                                         </a:ext>
                                         <a:ext uri="{96DAC541-7B7A-43D3-8B79-37D633B846F1}">
-                                          <asvg:svgBlip xmlns:asvg="http://schemas.microsoft.com/office/drawing/2016/SVG/main" r:embed="rId20"/>
+                                          <asvg:svgBlip xmlns:asvg="http://schemas.microsoft.com/office/drawing/2016/SVG/main" r:embed="rId25"/>
                                         </a:ext>
                                       </a:extLst>
                                     </a:blip>
@@ -2846,7 +3174,7 @@
 <w:numbering xmlns:wpc="http://schemas.microsoft.com/office/word/2010/wordprocessingCanvas" xmlns:cx="http://schemas.microsoft.com/office/drawing/2014/chartex" xmlns:cx1="http://schemas.microsoft.com/office/drawing/2015/9/8/chartex" xmlns:cx2="http://schemas.microsoft.com/office/drawing/2015/10/21/chartex" xmlns:cx3="http://schemas.microsoft.com/office/drawing/2016/5/9/chartex" xmlns:cx4="http://schemas.microsoft.com/office/drawing/2016/5/10/chartex" xmlns:cx5="http://schemas.microsoft.com/office/drawing/2016/5/11/chartex" xmlns:cx6="http://schemas.microsoft.com/office/drawing/2016/5/12/chartex" xmlns:cx7="http://schemas.microsoft.com/office/drawing/2016/5/13/chartex" xmlns:cx8="http://schemas.microsoft.com/office/drawing/2016/5/14/chartex" xmlns:mc="http://schemas.openxmlformats.org/markup-compatibility/2006" xmlns:aink="http://schemas.microsoft.com/office/drawing/2016/ink" xmlns:am3d="http://schemas.microsoft.com/office/drawing/2017/model3d" xmlns:o="urn:schemas-microsoft-com:office:office" xmlns:oel="http://schemas.microsoft.com/office/2019/extlst" xmlns:r="http://schemas.openxmlformats.org/officeDocument/2006/relationships" xmlns:m="http://schemas.openxmlformats.org/officeDocument/2006/math" xmlns:v="urn:schemas-microsoft-com:vml" xmlns:wp14="http://schemas.microsoft.com/office/word/2010/wordprocessingDrawing" xmlns:wp="http://schemas.openxmlformats.org/drawingml/2006/wordprocessingDrawing" xmlns:w10="urn:schemas-microsoft-com:office:word" xmlns:w="http://schemas.openxmlformats.org/wordprocessingml/2006/main" xmlns:w14="http://schemas.microsoft.com/office/word/2010/wordml" xmlns:w15="http://schemas.microsoft.com/office/word/2012/wordml" xmlns:w16cex="http://schemas.microsoft.com/office/word/2018/wordml/cex" xmlns:w16cid="http://schemas.microsoft.com/office/word/2016/wordml/cid" xmlns:w16="http://schemas.microsoft.com/office/word/2018/wordml" xmlns:w16du="http://schemas.microsoft.com/office/word/2023/wordml/word16du" xmlns:w16sdtdh="http://schemas.microsoft.com/office/word/2020/wordml/sdtdatahash" xmlns:w16sdtfl="http://schemas.microsoft.com/office/word/2024/wordml/sdtformatlock" xmlns:w16se="http://schemas.microsoft.com/office/word/2015/wordml/symex" xmlns:wpg="http://schemas.microsoft.com/office/word/2010/wordprocessingGroup" xmlns:wpi="http://schemas.microsoft.com/office/word/2010/wordprocessingInk" xmlns:wne="http://schemas.microsoft.com/office/word/2006/wordml" xmlns:wps="http://schemas.microsoft.com/office/word/2010/wordprocessingShape" mc:Ignorable="w14 w15 w16se w16cid w16 w16cex w16sdtdh w16sdtfl w16du wp14">
   <w:numPicBullet w:numPicBulletId="0">
     <w:pict>
-      <v:shapetype w14:anchorId="21AA2D59" id="_x0000_t75" coordsize="21600,21600" o:spt="75" o:preferrelative="t" path="m@4@5l@4@11@9@11@9@5xe" filled="f" stroked="f">
+      <v:shapetype w14:anchorId="67BB5CE9" id="_x0000_t75" coordsize="21600,21600" o:spt="75" o:preferrelative="t" path="m@4@5l@4@11@9@11@9@5xe" filled="f" stroked="f">
         <v:stroke joinstyle="miter"/>
         <v:formulas>
           <v:f eqn="if lineDrawn pixelLineWidth 0"/>
@@ -2865,7 +3193,7 @@
         <v:path o:extrusionok="f" gradientshapeok="t" o:connecttype="rect"/>
         <o:lock v:ext="edit" aspectratio="t"/>
       </v:shapetype>
-      <v:shape id="_x0000_i1142" type="#_x0000_t75" alt="Receiver with solid fill" style="width:14.1pt;height:14.4pt;visibility:visible" o:gfxdata="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" o:bullet="t">
+      <v:shape id="_x0000_i1025" type="#_x0000_t75" alt="Receiver with solid fill" style="width:14.1pt;height:14.4pt;visibility:visible" o:gfxdata="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" o:bullet="t">
         <v:imagedata r:id="rId1" o:title="" cropleft="-2445f" cropright="-2445f"/>
       </v:shape>
     </w:pict>
@@ -4379,6 +4707,7 @@
   <w:style w:type="character" w:default="1" w:styleId="DefaultParagraphFont">
     <w:name w:val="Default Paragraph Font"/>
     <w:uiPriority w:val="1"/>
+    <w:semiHidden/>
     <w:unhideWhenUsed/>
   </w:style>
   <w:style w:type="table" w:default="1" w:styleId="TableNormal">
